--- a/ru/wisdom-stories/beyond-the-cotton-field.docx
+++ b/ru/wisdom-stories/beyond-the-cotton-field.docx
@@ -222,7 +222,7 @@
         <w:rPr>
           <w:lang/>
         </w:rPr>
-        <w:t>С помощью Айдына мы окончили школу и продолжили образование. Прошли годы. Кто-то из нас готовился стать врачом, кто-то — инженером или учителем. Будущее, о котором мы когда-то не знали, что сказать, теперь обретало очертания.</w:t>
+        <w:t xml:space="preserve">С помощью Айдына мы окончили школу и продолжили образование. Прошли годы. Кто-то из нас готовился стать врачом, кто-то — инженером или учителем. Прежде мы не знали, что сказать о своём будущем, а теперь оно обретало очертания.</w:t>
       </w:r>
     </w:p>
     <w:p>
